--- a/L3B-World-Build-Methodology/CiC_L3B_Formation_World_Blueprint_V7.3.docx
+++ b/L3B-World-Build-Methodology/CiC_L3B_Formation_World_Blueprint_V7.3.docx
@@ -3918,7 +3918,7 @@
         <w:spacing w:after="180"/>
       </w:pPr>
       <w:r>
-        <w:t>Representative embodiment name — grounded in the world's own naming conventions and documented figures; among names the ecology equally supports, prefer one a modern participant can readily hear, connect with, and remember (per RCF V3.1 Identity Determination).</w:t>
+        <w:t>Representative name — grounded in the world's own naming conventions and documented figures; among names the ecology equally supports, prefer one a modern participant can readily hear, connect with, and remember (per RCF V3.1 Identity Determination).</w:t>
       </w:r>
     </w:p>
     <w:p>

--- a/L3B-World-Build-Methodology/CiC_L3B_Formation_World_Blueprint_V7.3.docx
+++ b/L3B-World-Build-Methodology/CiC_L3B_Formation_World_Blueprint_V7.3.docx
@@ -1126,7 +1126,7 @@
           <w:sz w:val="28"/>
           <w:szCs w:val="28"/>
         </w:rPr>
-        <w:t xml:space="preserve">3. Source Ecology (Doc_02)</w:t>
+        <w:t xml:space="preserve">3. Source Ecology &amp; Source Registry (Doc_02)</w:t>
       </w:r>
     </w:p>
     <w:p>
@@ -1441,6 +1441,45 @@
       </w:pPr>
       <w:r>
         <w:t xml:space="preserve">The goal is historiographical transparency.</w:t>
+      </w:r>
+    </w:p>
+    <w:p>
+      <w:pPr>
+        <w:pStyle w:val="Heading2"/>
+        <w:spacing w:after="120" w:before="240"/>
+      </w:pPr>
+      <w:r>
+        <w:rPr>
+          <w:b/>
+          <w:bCs/>
+          <w:sz w:val="24"/>
+          <w:szCs w:val="24"/>
+        </w:rPr>
+        <w:t xml:space="preserve">Source Registry</w:t>
+      </w:r>
+    </w:p>
+    <w:p>
+      <w:pPr>
+        <w:spacing w:after="180"/>
+      </w:pPr>
+      <w:r>
+        <w:t xml:space="preserve">A co-equal structured output of this same Step 2 pass, produced together with the Source Ecology narrative above -- not a later, separate step. Schema and process are governed by the Source Registry Template (L3B-World-Build-Methodology): every candidate source is assigned a Type (Primary/Secondary/Material/Lexicon), a Confidence tier (A-E), and a binary Boundary Status (Native or Excluded, with an Exclusion Reason of Out-of-Boundary or Named Comparandum where applicable).</w:t>
+      </w:r>
+    </w:p>
+    <w:p>
+      <w:pPr>
+        <w:spacing w:after="180"/>
+      </w:pPr>
+      <w:r>
+        <w:t xml:space="preserve">Checkpoint, not just intent: no source may be named above in support of a specific claim unless that source has a corresponding Registry row. If a claim in this section cannot be traced to a Registry entry, this section is not finished, regardless of how complete the narrative reads.</w:t>
+      </w:r>
+    </w:p>
+    <w:p>
+      <w:pPr>
+        <w:spacing w:after="180"/>
+      </w:pPr>
+      <w:r>
+        <w:t xml:space="preserve">Is the Source Registry complete, with every Native entry carrying a Licensed-For target naming the specific gravity, force, lexicon term, or Representative trait it justifies? This world is not freeze-eligible on a complete Registry alone -- the deployed Representative Permanent Prompt's grounding-anchor paragraph (Section 2A) must also be verified as drawn from it (V7.4 Construction Framework, Freeze Criteria).</w:t>
       </w:r>
     </w:p>
     <w:p>
@@ -5416,13 +5455,8 @@
       <w:r>
         <w:br/>
         <w:t xml:space="preserve">Living Tradition Status Confirmation is a freeze-eligibility gate under Article 29. This subsection must be completed and confirmed before freeze — not merely noted as aspirational.</w:t>
-      </w:r>
-      <w:r>
         <w:br/>
-        <w:t xml:space="preserve"/>
-      </w:r>
-      <w:r>
-        <w:t xml:space="preserve">Confirmation procedure: Living Tradition Status is confirmed when the following three criteria are met and documented: (1) the specific present-day tradition or traditions the world corresponds to are named; (2) the material divergences between historical reconstruction and the contemporary tradition's self-understanding are documented in the Documented Divergences section of the Representative Construction Notes; (3) confirmation is recorded by the project lead with a date. For worlds whose formation runs through figures of contested standing across living traditions, a note to the external scholarly reviewer is added identifying the specific contestation. Confirmation is not a judgment about the tradition's validity — it is documentation that the proximity has been recognized and handled.</w:t>
+        <w:t>Confirmation procedure: Living Tradition Status is confirmed when the following three criteria are met and documented: (1) the specific present-day tradition or traditions the world corresponds to are named; (2) the material divergences between historical reconstruction and the contemporary tradition's self-understanding are documented in the Documented Divergences section of the Representative Construction Notes; (3) confirmation is recorded by the project lead with a date. For worlds whose formation runs through figures of contested standing across living traditions, a note to the external scholarly reviewer is added identifying the specific contestation. Confirmation is not a judgment about the tradition's validity — it is documentation that the proximity has been recognized and handled.</w:t>
       </w:r>
     </w:p>
     <w:p>
@@ -5445,7 +5479,7 @@
         <w:spacing w:after="180"/>
       </w:pPr>
       <w:r>
-        <w:t xml:space="preserve">Per Constitution Article 31: has this world’s Source Ecology, Gravity Discovery, and major historical claims been reviewed by at least one qualified human subject-matter reviewer — holding recognized scholarly standing in this world’s specific subfield, with no role in this world’s construction — prior to freeze? If no such review has yet occurred, this world should not be considered validated or frozen regardless of how complete its other sections are, and that absence should be stated plainly here rather than left unaddressed.</w:t>
+        <w:t xml:space="preserve">Per Constitution Article 31: has this world’s Source Ecology and its Source Registry, Gravity Discovery, and major historical claims been reviewed by at least one qualified human subject-matter reviewer — holding recognized scholarly standing in this world’s specific subfield, with no role in this world’s construction — prior to freeze? If no such review has yet occurred, this world should not be considered validated or frozen regardless of how complete its other sections are, and that absence should be stated plainly here rather than left unaddressed.</w:t>
       </w:r>
     </w:p>
     <w:p>
